--- a/documentos/ERS_BeautyInRose_V2.docx
+++ b/documentos/ERS_BeautyInRose_V2.docx
@@ -1487,7 +1487,7 @@
                 <w:sz w:val="20"/>
                 <w:szCs w:val="20"/>
               </w:rPr>
-              <w:t xml:space="preserve">Permitir el registro de usuarios validando nombre, correo, contraseña segura y aceptación de términos.</w:t>
+              <w:t xml:space="preserve">Permitir el registro de usuarios validando nombre, correo (solo se aceptan cuentas @gmail.com y @duocuc.cl), contraseña segura y aceptación de términos.</w:t>
             </w:r>
           </w:p>
         </w:tc>
@@ -1629,7 +1629,7 @@
                 <w:sz w:val="20"/>
                 <w:szCs w:val="20"/>
               </w:rPr>
-              <w:t xml:space="preserve">Realizar el checkout: datos del cliente, opción de entrega (despacho o retiro) y método de pago, con validaciones.</w:t>
+              <w:t xml:space="preserve">Realizar el checkout: datos del cliente, opción de entrega (despacho o retiro) y método de pago, con validaciones (el correo debe ser @gmail.com o @duocuc.cl).</w:t>
             </w:r>
           </w:p>
         </w:tc>
@@ -1842,7 +1842,7 @@
                 <w:sz w:val="20"/>
                 <w:szCs w:val="20"/>
               </w:rPr>
-              <w:t xml:space="preserve">Mostrar las páginas informativas Nosotros y Contacto, esta última con formulario validado.</w:t>
+              <w:t xml:space="preserve">Mostrar las páginas informativas Nosotros y Contacto, esta última con formulario validado (el correo debe ser @gmail.com o @duocuc.cl).</w:t>
             </w:r>
           </w:p>
         </w:tc>
